--- a/data/FAQ.docx
+++ b/data/FAQ.docx
@@ -1002,32 +1002,36 @@
       <w:pPr>
         <w:rPr>
           <w:b/>
-          <w:sz w:val="28"/>
-        </w:rPr>
-      </w:pPr>
-    </w:p>
-    <w:p>
-      <w:pPr>
-        <w:rPr>
-          <w:sz w:val="28"/>
-        </w:rPr>
-      </w:pPr>
-    </w:p>
-    <w:p>
-      <w:pPr>
-        <w:rPr>
-          <w:sz w:val="28"/>
-        </w:rPr>
-      </w:pPr>
-    </w:p>
-    <w:p>
-      <w:r>
+          <w:bCs/>
+          <w:sz w:val="28"/>
+          <w:szCs w:val="28"/>
+        </w:rPr>
+      </w:pPr>
+      <w:r>
+        <w:rPr>
+          <w:b/>
+          <w:bCs/>
+          <w:sz w:val="28"/>
+          <w:szCs w:val="28"/>
+        </w:rPr>
         <w:t>Кто ты? Ты бот или человек? Что ты умеешь? Ты ИИ?</w:t>
       </w:r>
-    </w:p>
-    <w:p>
-      <w:r>
-        <w:t>Я — ИИ-помощник Дома детского творчества «Союз». Помогу подобрать образовательную программу для вашего ребёнка по возрасту, интересам, расписанию или площадке, расскажу про конкретного педагога или коллектив, отвечу на вопросы про стоимость, оплату, пробные занятия. Если нужно уточнить детали — телефон 8 995 834 09 94 (ПН-ПТ с 11 до 19ч).</w:t>
+      <w:r>
+        <w:rPr>
+          <w:b/>
+          <w:bCs/>
+          <w:sz w:val="28"/>
+          <w:szCs w:val="28"/>
+        </w:rPr>
+        <w:t xml:space="preserve"> Ты бот?</w:t>
+      </w:r>
+    </w:p>
+    <w:p>
+      <w:r>
+        <w:t xml:space="preserve">Я — ИИ-помощник Дома детского творчества «Союз». Помогу подобрать образовательную программу для вашего ребёнка по возрасту, интересам, расписанию или площадке, </w:t>
+      </w:r>
+      <w:r>
+        <w:t>расскажу про конкретного педагога или коллектив, отвечу на вопросы про стоимость, оплату, пробные занятия. Если нужно уточнить детали — телефон 8 995 834 09 94 (ПН-ПТ с 11 до 19ч).</w:t>
       </w:r>
     </w:p>
     <w:sectPr>
